--- a/downloads/student/Unit 01/Handout 01.22 - Careers Card Sort.docx
+++ b/downloads/student/Unit 01/Handout 01.22 - Careers Card Sort.docx
@@ -35,7 +35,7 @@
         <w:pStyle w:val="FirstParagraph"/>
       </w:pPr>
       <w:r>
-        <w:t xml:space="preserve">Pay ranges are yearly, for the New York area, and every one is marked. Your teacher will check them against the Bureau of Labor Statistics and the NYS Department of Labor before you use them for real decisions.</w:t>
+        <w:t xml:space="preserve">Pay ranges are yearly, for the New York area, and every one is to be refreshed before teaching. Your teacher will check them against the Bureau of Labor Statistics and the NYS Department of Labor before you use them for real decisions.</w:t>
       </w:r>
     </w:p>
     <w:tbl>
